--- a/tillsyn/A 55178-2024 tillsynsbegäran.docx
+++ b/tillsyn/A 55178-2024 tillsynsbegäran.docx
@@ -594,7 +594,7 @@
     <w:r>
       <w:tab/>
       <w:tab/>
-      <w:t>2026-09-14</w:t>
+      <w:t>2026-09-15</w:t>
       <w:br/>
       <w:br/>
     </w:r>

--- a/tillsyn/A 55178-2024 tillsynsbegäran.docx
+++ b/tillsyn/A 55178-2024 tillsynsbegäran.docx
@@ -594,7 +594,7 @@
     <w:r>
       <w:tab/>
       <w:tab/>
-      <w:t>2026-09-15</w:t>
+      <w:t>2026-09-16</w:t>
       <w:br/>
       <w:br/>
     </w:r>

--- a/tillsyn/A 55178-2024 tillsynsbegäran.docx
+++ b/tillsyn/A 55178-2024 tillsynsbegäran.docx
@@ -594,7 +594,7 @@
     <w:r>
       <w:tab/>
       <w:tab/>
-      <w:t>2026-09-16</w:t>
+      <w:t>2026-09-17</w:t>
       <w:br/>
       <w:br/>
     </w:r>

--- a/tillsyn/A 55178-2024 tillsynsbegäran.docx
+++ b/tillsyn/A 55178-2024 tillsynsbegäran.docx
@@ -594,7 +594,7 @@
     <w:r>
       <w:tab/>
       <w:tab/>
-      <w:t>2026-09-17</w:t>
+      <w:t>2026-09-18</w:t>
       <w:br/>
       <w:br/>
     </w:r>

--- a/tillsyn/A 55178-2024 tillsynsbegäran.docx
+++ b/tillsyn/A 55178-2024 tillsynsbegäran.docx
@@ -594,7 +594,7 @@
     <w:r>
       <w:tab/>
       <w:tab/>
-      <w:t>2026-09-18</w:t>
+      <w:t>2026-09-19</w:t>
       <w:br/>
       <w:br/>
     </w:r>

--- a/tillsyn/A 55178-2024 tillsynsbegäran.docx
+++ b/tillsyn/A 55178-2024 tillsynsbegäran.docx
@@ -594,7 +594,7 @@
     <w:r>
       <w:tab/>
       <w:tab/>
-      <w:t>2026-09-19</w:t>
+      <w:t>2026-09-21</w:t>
       <w:br/>
       <w:br/>
     </w:r>

--- a/tillsyn/A 55178-2024 tillsynsbegäran.docx
+++ b/tillsyn/A 55178-2024 tillsynsbegäran.docx
@@ -22,7 +22,7 @@
       <w:r>
         <w:drawing>
           <wp:inline xmlns:a="http://schemas.openxmlformats.org/drawingml/2006/main" xmlns:pic="http://schemas.openxmlformats.org/drawingml/2006/picture">
-            <wp:extent cx="5486400" cy="5111213"/>
+            <wp:extent cx="5486400" cy="5358195"/>
             <wp:docPr id="1" name="Picture 1"/>
             <wp:cNvGraphicFramePr>
               <a:graphicFrameLocks noChangeAspect="1"/>
@@ -43,7 +43,7 @@
                   <pic:spPr>
                     <a:xfrm>
                       <a:off x="0" y="0"/>
-                      <a:ext cx="5486400" cy="5111213"/>
+                      <a:ext cx="5486400" cy="5358195"/>
                     </a:xfrm>
                     <a:prstGeom prst="rect"/>
                   </pic:spPr>
@@ -65,7 +65,7 @@
     </w:p>
     <w:p>
       <w:r>
-        <w:t>I och inom 19 meter från avverkningsanmälan finns fynd av 2 naturvårdsarter, varav 2 är rödlistade, 1 är fridlyst och 2 är typiska (T): knärot (VU, T, §8) och stiftgelélav (NT, T). Se Figur 1.</w:t>
+        <w:t>I och inom 19 meter från avverkningsanmälan finns fynd av 8 naturvårdsarter, varav 7 är rödlistade, 2 är fridlysta, 7 är typiska (T) och 1 är signalart (S): knärot (VU, T, §8), brunpudrad nållav (NT, T), dropptaggsvamp (NT, T), stiftgelélav (NT, T), talltita (NT, §4), ullticka (NT, T), violettgrå tagellav (NT, T) och gulnål (S, T). Se Figur 1.</w:t>
       </w:r>
     </w:p>
     <w:p>
@@ -83,6 +83,11 @@
     </w:p>
     <w:p>
       <w:r>
+        <w:t>Vi begär vidare att Skogsstyrelsen säkerställer att inga skador eller försämringar av naturtypens bevarandestatus i området tillåts ske. Se Rådets direktiv 92/43/EEG samt ickeförsämringskravet i EU:s naturrestaureringsförordning (EU 2024/1991).</w:t>
+      </w:r>
+    </w:p>
+    <w:p>
+      <w:r>
         <w:t>Vi önskar även ta del av de ställningstaganden och beslut som myndigheten meddelar till följd av aktuell avverkningsanmälan och föreningens inlaga (se 34 § förvaltningslagen).</w:t>
       </w:r>
     </w:p>
@@ -148,7 +153,7 @@
     </w:p>
     <w:p>
       <w:r>
-        <w:t>I det avverkningsanmälda området finns 2 fyndplatser för knärot registrerade på Artportalen. Figur 2 visar gränserna för buffertzoner på 50 m, som behöver lämnas kring fyndplatserna för att knärotslokalerna inte ska försvinna vid en avverkning. Av det avverkningsanmälda området överlappar 0.93 ha med buffertzonerna och får av detta skäl inte avverkas.</w:t>
+        <w:t>I det avverkningsanmälda området finns 3 fyndplatser för knärot registrerade på Artportalen. Figur 2 visar gränserna för buffertzoner på 50 m, som behöver lämnas kring fyndplatserna för att knärotslokalerna inte ska försvinna vid en avverkning. Av det avverkningsanmälda området överlappar 0.97 ha med buffertzonerna och får av detta skäl inte avverkas.</w:t>
       </w:r>
     </w:p>
     <w:p>
@@ -204,10 +209,10 @@
         <w:rPr>
           <w:b/>
         </w:rPr>
-        <w:t>Stiftgelélav (NT)</w:t>
-      </w:r>
-      <w:r>
-        <w:t xml:space="preserve"> växer på gamla aspar och sälgar i blandskogar med hög luftfuktighet. Slutavverkning och vedhuggning är de största hoten och lokaler bör undantas från rationell skogsskötsel. På lång sikt måste inslaget av asp öka i svensk skog. Stiftgelélav är typisk art för </w:t>
+        <w:t>Brunpudrad nållav (NT)</w:t>
+      </w:r>
+      <w:r>
+        <w:t xml:space="preserve"> är beroende av hög, jämn luftfuktighet och kan påträffas i fuktiga skogar av naturskogskaraktär, ofta i sumpgranskog eller andra sumpskogar. Arten är placerad högst upp i Skogsstyrelsens värdepyramid för bedömning av skog med höga naturvärden och förekomster bör undantas från skogsbruksåtgärder. Brunpudrad nållav är typisk art för </w:t>
       </w:r>
       <w:r>
         <w:rPr>
@@ -216,7 +221,257 @@
         <w:t>9010 Taiga</w:t>
       </w:r>
       <w:r>
+        <w:t xml:space="preserve"> (SLU Artdatabanken, 2024; Nitare &amp; Skogsstyrelsen, 2019).</w:t>
+      </w:r>
+    </w:p>
+    <w:p>
+      <w:r>
+        <w:rPr>
+          <w:b/>
+        </w:rPr>
+        <w:t>Dropptaggsvamp (NT)</w:t>
+      </w:r>
+      <w:r>
+        <w:t xml:space="preserve"> bildar mykorrhiza med tall, främst i barrskog med trädkontinuitet, i magra, torra och ljusöppna lavtallskogar och i barrblandskogar med friskmossor och lingon i fältskiktet. Den totala populationen i landet har minskat och bedöms fortsätta minska till följd av slutavverkningar av tallskog. Det är högst oklart om arten långsiktigt kan etablera och reproducera sig i skogsbestånd som brukas med trakthyggesmetoder, markberedning, gödsling eller föryngring med förädlat plantmaterial. Uppfyller kriterierna för att bli rödlistad på grund av ny kunskap som visar att en större andel av populationen än tidigare bedömt är knuten till kontinuitetsbarrskog. Minskningstakten för den svenska populationen bedöms vara nära gränsvärdet för Sårbar (VU). Dropptaggsvamp är typisk art för </w:t>
+      </w:r>
+      <w:r>
+        <w:rPr>
+          <w:i/>
+        </w:rPr>
+        <w:t xml:space="preserve">9010 Taiga </w:t>
+      </w:r>
+      <w:r>
+        <w:t>(SLU Artdatabanken, 2026).</w:t>
+      </w:r>
+    </w:p>
+    <w:p>
+      <w:r>
+        <w:rPr>
+          <w:b/>
+        </w:rPr>
+        <w:t>Stiftgelélav (NT)</w:t>
+      </w:r>
+      <w:r>
+        <w:t xml:space="preserve"> växer på gamla aspar och sälgar i blandskogar med hög luftfuktighet. Slutavverkning och vedhuggning är de största hoten och lokaler bör undantas från rationell skogsskötsel. På lång sikt måste inslaget av asp öka i svensk skog. Stiftgelélav är typisk art för </w:t>
+      </w:r>
+      <w:r>
+        <w:rPr>
+          <w:i/>
+        </w:rPr>
+        <w:t>9010 Taiga</w:t>
+      </w:r>
+      <w:r>
         <w:t xml:space="preserve"> (SLU Artdatabanken, 2024).</w:t>
+      </w:r>
+    </w:p>
+    <w:p>
+      <w:r>
+        <w:rPr>
+          <w:b/>
+        </w:rPr>
+        <w:t>Talltita (NT, §4)</w:t>
+      </w:r>
+      <w:r>
+        <w:t>, rödlistad som nära hotad och prioriterad art i Skogsvårdslagen, har häckningsrevir i anmälan. Arten har minskat kraftigt de senaste 30 åren och minskningstakten innevarande 10-årsperiod beräknas till 20 (10–30) %. Talltitan är synnerligen trogen sitt cirka 15 hektar stora revir och är beroende av flerskiktade olikåldriga skogar för att kunna föda upp sina ungar. Talltitan försvinner om dess livsmiljö kalavverkas (Eggers &amp; Low, 2014; Ekman, 1979; Griesser et al, 2007; Klein, 2020; Siffczyk et al, 2003; SLU Artdatabanken, 2021).</w:t>
+      </w:r>
+    </w:p>
+    <w:p>
+      <w:r>
+        <w:rPr>
+          <w:b/>
+        </w:rPr>
+        <w:t>Ullticka (NT)</w:t>
+      </w:r>
+      <w:r>
+        <w:t xml:space="preserve"> är knuten till restbestånd av barrnaturskog och förekommer med ett tydligt optimum i orörda eller måttligt påverkade gamla granskogar där det föreligger viss kontinuitet av grov död ved. Ullticka är en bra signalart inom hela sitt utbredningsområde och i södra Sverige är den sällsynt och en god signalart för skyddsvärda granskogsmiljöer. Den hotas av avverkning och fragmentering av naturskog och äldre granskog med lång trädkontinuitet. På ullticka kan ibland ulltickeporing (VU) påträffas - det är en sällsynt ticka som nyligen delats upp i de tre olika arterna ulltickeporing </w:t>
+      </w:r>
+      <w:r>
+        <w:rPr>
+          <w:i/>
+        </w:rPr>
+        <w:t xml:space="preserve">Skeletocutis brevispora </w:t>
+      </w:r>
+      <w:r>
+        <w:t>(VU)</w:t>
+      </w:r>
+      <w:r>
+        <w:rPr>
+          <w:i/>
+        </w:rPr>
+        <w:t>, Skeletocutis delicata</w:t>
+      </w:r>
+      <w:r>
+        <w:t xml:space="preserve"> (VU)</w:t>
+      </w:r>
+      <w:r>
+        <w:rPr>
+          <w:i/>
+        </w:rPr>
+        <w:t xml:space="preserve"> och Skeletocutis exilis</w:t>
+      </w:r>
+      <w:r>
+        <w:t xml:space="preserve"> (NT). Ullticka är typisk art för </w:t>
+      </w:r>
+      <w:r>
+        <w:rPr>
+          <w:i/>
+        </w:rPr>
+        <w:t xml:space="preserve">9010 Taiga, 9050 Näringsrik granskog </w:t>
+      </w:r>
+      <w:r>
+        <w:t xml:space="preserve">och </w:t>
+      </w:r>
+      <w:r>
+        <w:rPr>
+          <w:i/>
+        </w:rPr>
+        <w:t>9030 Landhöjningsskog</w:t>
+      </w:r>
+      <w:r>
+        <w:t xml:space="preserve"> (SLU Artdatabanken, 2026; Nitare &amp; Skogsstyrelsen, 2019; Miettinen &amp; Niemelä, 2018).</w:t>
+      </w:r>
+    </w:p>
+    <w:p>
+      <w:r>
+        <w:rPr>
+          <w:b/>
+        </w:rPr>
+        <w:t>Violettgrå tagellav (NT)</w:t>
+      </w:r>
+      <w:r>
+        <w:t xml:space="preserve"> växer nästan uteslutande i gamla olikåldriga barrnaturskogar med lång skoglig kontinuitet och är en utmärkt signal på skog med höga naturvärden. Slutavverkning av tidigare aldrig slutavverkad skog (kontinuitetsskog) är det största hotet. Biotopen nyskapas i begränsad omfattning och barrskog äldre än 160 år, där den violettgrå tagellaven huvudsakligen påträffas har minskat med 50% de senaste 50 åren. Lågproduktiv skogsmark där laven förekommer bör undantas från skogsbruk och rika förekomster i äldre granskog bör skyddas. Arten är känslig för uttorkning och det är väsentligt att tillräckligt stora bestånd avsätts. Violettgrå tagellav är typisk art för </w:t>
+      </w:r>
+      <w:r>
+        <w:rPr>
+          <w:i/>
+        </w:rPr>
+        <w:t>9010 Taiga</w:t>
+      </w:r>
+      <w:r>
+        <w:t xml:space="preserve"> (SLU Artdatabanken, 2024; Nitare &amp; Skogsstyrelsen, 2019).</w:t>
+      </w:r>
+    </w:p>
+    <w:p>
+      <w:r>
+        <w:rPr>
+          <w:b/>
+        </w:rPr>
+        <w:t>Gulnål</w:t>
+      </w:r>
+      <w:r>
+        <w:t xml:space="preserve"> växer mest på murknande lövträdsved och barrträdsved och förekommer i skuggiga miljöer med hög luftfuktighet. I södra Sverige är den en relativt bra signal på biotoper med höga naturvärden och följs ofta av sällsynta arter. Gulnål är typisk art för </w:t>
+      </w:r>
+      <w:r>
+        <w:rPr>
+          <w:i/>
+        </w:rPr>
+        <w:t>9110 Näringsfattig bokskog</w:t>
+      </w:r>
+      <w:r>
+        <w:t xml:space="preserve"> och</w:t>
+      </w:r>
+      <w:r>
+        <w:rPr>
+          <w:i/>
+        </w:rPr>
+        <w:t xml:space="preserve"> 9130 Näringsrik bokskog </w:t>
+      </w:r>
+      <w:r>
+        <w:t>(Nitare &amp; Skogsstyrelsen, 2019; SLU Artdatabanken, 2025).</w:t>
+      </w:r>
+    </w:p>
+    <w:p>
+      <w:pPr>
+        <w:pStyle w:val="Heading1"/>
+      </w:pPr>
+      <w:r>
+        <w:t>EU:s fågeldirektiv</w:t>
+      </w:r>
+    </w:p>
+    <w:p>
+      <w:r>
+        <w:t xml:space="preserve">Europeiska unionens medlemsländer är skyldiga att agera i enlighet med EU:s fågeldirektiv där det uttryckligen står att direktivet gäller för fåglar samt för deras ägg, bon och </w:t>
+      </w:r>
+      <w:r>
+        <w:rPr>
+          <w:b/>
+        </w:rPr>
+        <w:t xml:space="preserve">livsmiljöer </w:t>
+      </w:r>
+      <w:r>
+        <w:t>(artikel 1). Vidare att de åtgärder som vidtas inte får leda till en försämring av den nuvarande situationen beträffande bevarandet av de fågelarter som avses i artikel 1 (artikel 13). Fågeldirektivet är styrande för tillsynsansvariga myndigheters ärendehantering, ställningstaganden och beslutsfattande.</w:t>
+      </w:r>
+    </w:p>
+    <w:p>
+      <w:pPr>
+        <w:pStyle w:val="Heading1"/>
+      </w:pPr>
+      <w:r>
+        <w:t>Typiska arter och EU:s art- och habitatdirektiv</w:t>
+      </w:r>
+    </w:p>
+    <w:p>
+      <w:r>
+        <w:t>Typiska arter används för att lokalisera områden med gynnsam bevarandestatus för de naturtyper som är listade i EU:s art- och habitatdirektiv. Ett exempel är Västlig taiga (EU-kod 9010) som saknar gynnsam bevarandestatus och minskar starkt som naturtyp i Sverige. Naturvårdsverket skriver i sin vägledning för Västlig taiga att dylika miljöer förutsätter normalt att skogarna skyddas långsiktigt, eftersom skogsbruk inte är förenligt med bevarande av naturtypen i gynnsamt tillstånd (Naturvårdsverket, 2011).</w:t>
+      </w:r>
+    </w:p>
+    <w:p>
+      <w:r>
+        <w:t>Följande typiska arter har sina livsmiljöer och växtplatser i den avverkningsanmälda skogen: knärot (VU, T, §8), brunpudrad nållav (NT, T), dropptaggsvamp (NT, T), stiftgelélav (NT, T), ullticka (NT, T), violettgrå tagellav (NT, T) och gulnål (S, T).</w:t>
+      </w:r>
+    </w:p>
+    <w:p>
+      <w:r>
+        <w:t>Enligt Sveriges Artikel 17 rapportering 2013 och 2019 till EU, har naturtypen Västlig taiga (9010) dålig bevarandestatus med negativ trend inom Sveriges boreala region. Skogsbruksåtgärder som avverkning, röjning och gallring pekas ut som några av de främst bidragande orsakerna till naturtypens dåliga status och negativa trend (SLU Artdatabanken, 2019). I EU:s uppföljning av tillståndet för naturtyperna i Skandinavien 2013 – 2018 framgår det att i den boreala regionen är tillståndet så dåligt för Västlig taiga (9010) att habitatet löper allvarlig risk att försvinna regionalt (EEA, 2022). Det allvarliga läget för den biologiska mångfalden i skogen framhålls även i Skogsstyren rapport 2026/07:</w:t>
+      </w:r>
+    </w:p>
+    <w:p>
+      <w:r>
+        <w:rPr>
+          <w:i/>
+        </w:rPr>
+        <w:t>"All avverkning av kända skogliga värdekärnor och sannolika kontinuitetsskogar behöver upphöra för att fylla bristen om 1,56 miljoner hektar bevarad livsmiljötyp. På grund av begränsade kvarvarande arealer av värdekärnor, naturskogar och kontinuitetsskogar leder fortsatt förlust av dessa till en påtaglig risk för långsiktigt negativa effekter för biologisk mångfald i skogslandskapet. Att de återstående arealerna bevaras och ges ett långsiktigt skydd bedöms därför vara av avgörande betydelse."</w:t>
+      </w:r>
+      <w:r>
+        <w:t xml:space="preserve"> (Skogsstyrelsen, 2026).</w:t>
+      </w:r>
+    </w:p>
+    <w:p>
+      <w:r>
+        <w:t>Trots detta har statusen för Västlig taiga ändrats till otillräcklig i stället för dålig i den senaste Artikel 17 rapporteringen 2025. Av Naturvårdsverkets rapport framgår det dock att de ändrade statusbedömningarna jämfört med rapporteringen 2019 inte beror på faktiska miljöförändringar. Ändringarna är av teknisk karaktär och främst en följd av resultaten från genomförda regeringsuppdrag och beslut inför rapporteringen 2025. Det är alltså politisk styrning i stället för faktiska förhållanden i naturen som ändrat på naturtypernas status i rapporteringen, vilket rimmar dåligt med såväl art- och habitatdirektivets syften och mål som med naturrestaureringsförordningen. I praktiken har dock Sveriges nya sätt att rapportera bevarandestatus till EU inte någon betydelse eftersom Naturvårdsverkets rapportering 2025 visar att Västlig taiga</w:t>
+      </w:r>
+      <w:r>
+        <w:rPr>
+          <w:b/>
+        </w:rPr>
+        <w:t xml:space="preserve"> </w:t>
+      </w:r>
+      <w:r>
+        <w:t>inte har gynnsam bevarandestatus.</w:t>
+      </w:r>
+    </w:p>
+    <w:p>
+      <w:r>
+        <w:t>Åtgärder som vidtas i enlighet med art- och habitatdirektivet ska enligt Artikel 2 syfta till att bibehålla eller återställa en gynnsam bevarandestatus hos livsmiljöer samt arter och vilda djur och växter av gemenskapsintresse. Enligt prejudikat från EU-domstolen ska en skogsbruksverksamhet utföras på ett sådant sätt som utgör ett förebyggande och hållbart skogsbruk för att betraktas som förenlig med bevarandekraven i direktivet (se EU-domstolens dom i de förenade målen C 473-19 och C 474-19).</w:t>
+      </w:r>
+    </w:p>
+    <w:p>
+      <w:r>
+        <w:t xml:space="preserve">Av artikel 1.e samma direktiv framgår att en livsmiljös bevarandestatus anses " gynnsam" när — dess naturliga utbredningsområde och de ytor den täcker inom detta område är stabila eller ökande, och — den särskilda struktur och de särskilda funktioner som är nödvändiga för att den skall kunna bibehållas på lång sikt finns, och sannolikt kommer att finnas under en överskådlig framtid, och — bevarandestatusen hos dess </w:t>
+      </w:r>
+      <w:r>
+        <w:rPr>
+          <w:b/>
+        </w:rPr>
+        <w:t>typiska arter</w:t>
+      </w:r>
+      <w:r>
+        <w:t xml:space="preserve"> är gynnsam enligt definitionen i artikel 1.i.</w:t>
+      </w:r>
+    </w:p>
+    <w:p>
+      <w:r>
+        <w:t>EU-direktiv är bindande för EU:s medlemsländer varvid det ankommer på Skogsstyrelsen som nationell tillsynsmyndighet att beakta syftet med EU:s art- och habitatdirektiv vid prövningen av en skogsbruksverksamhet, se Rådets direktiv 92/43/EEG. Se ytterligare information om EU:s livsmiljödirektiv i bilaga 2.</w:t>
       </w:r>
     </w:p>
     <w:p>
@@ -464,6 +719,374 @@
       </w:r>
       <w:r>
         <w:t>SLU Artdatabanken, Uppsala.</w:t>
+      </w:r>
+    </w:p>
+    <w:p>
+      <w:pPr>
+        <w:pStyle w:val="Heading1"/>
+      </w:pPr>
+      <w:r>
+        <w:t>Talltita – ekologi samt krav på livsmiljön</w:t>
+      </w:r>
+    </w:p>
+    <w:p>
+      <w:r>
+        <w:t>Talltita är rödlistad som NT, fridlyst och prioriterad art i Skogsvårdslagen. Den omfattas av EU:s fågeldirektiv. Arten har minskat kraftigt de senaste 30 åren och minskningstakten innevarande 10-årsperiod beräknas till 20 (10–30) % (SLU Artdatabanken, 2022).</w:t>
+      </w:r>
+    </w:p>
+    <w:p>
+      <w:r>
+        <w:t>Talltita föredrar större sammanhängande barrskogar, och finns såväl i tallskog som granskog och i lövblandad barrskog. Skogens struktur är viktig och ska helst vara flerskiktad med riklig underväxt av mindre granar, björk och andra lövträd och buskar. Tillgång på murknande högstubbar är särskilt viktig, eftersom talltitan helst själv hackar ut sitt bohål (SLU Artdatabanken, 2022).</w:t>
+      </w:r>
+    </w:p>
+    <w:p>
+      <w:r>
+        <w:t>Det finns flera studier som visar att talltita är känslig för gallring och inte överlever när dess livsmiljö kalavverkas (Eggers and Low, 2014; Griesser et al., 2007; Klein, 2020). Talltitans revir är förhållandevis stora, 10–20 hektar och arten missgynnas när skogen fragmenteras. Kalavverkning av större delar av reviret innebär att det överges (Artdatabanken, 2021).</w:t>
+      </w:r>
+    </w:p>
+    <w:p>
+      <w:r>
+        <w:t>Talltitan är synnerligen trogen sitt revir så länge paret lever och biotopen förblir intakt. Paret stannar i sitt revir året om. En förlust av ett revir har därför en stor inverkan på den lokala populationen och trakthyggesbruket anses vara orsak till den svenska populationens kraftiga minskning. Talltiteparets revirtrohet innebär att närhelst under året man observerar en adult talltita så ingår denna plats i reviret (Siffczyk et al., 2003; Ekman, 1979).</w:t>
+      </w:r>
+    </w:p>
+    <w:p>
+      <w:pPr>
+        <w:pStyle w:val="Heading2"/>
+      </w:pPr>
+      <w:r>
+        <w:t>Referenser – talltita</w:t>
+      </w:r>
+    </w:p>
+    <w:p>
+      <w:r>
+        <w:t xml:space="preserve">Eggers, S., Low, M., 2014. </w:t>
+      </w:r>
+      <w:r>
+        <w:rPr>
+          <w:i/>
+        </w:rPr>
+        <w:t xml:space="preserve">Differential demographic responses of sympatric Parids to vegetation management in boreal forest. </w:t>
+      </w:r>
+      <w:r>
+        <w:t>For. Ecol. Manage. 319, 169–175.</w:t>
+      </w:r>
+    </w:p>
+    <w:p>
+      <w:r>
+        <w:t xml:space="preserve">Ekman, J., 1979. </w:t>
+      </w:r>
+      <w:r>
+        <w:rPr>
+          <w:i/>
+        </w:rPr>
+        <w:t xml:space="preserve">Coherence, composition and territories of winter social groups of the Willow Tit Parus montanus and the Crested Tit P. cristatus. </w:t>
+      </w:r>
+      <w:r>
+        <w:t>Ornis Scandinavica, 10, pp 56–68</w:t>
+      </w:r>
+    </w:p>
+    <w:p>
+      <w:r>
+        <w:t xml:space="preserve">Griesser, M., Nystrand, M., Eggers, S., Ekman, J., 2007. </w:t>
+      </w:r>
+      <w:r>
+        <w:rPr>
+          <w:i/>
+        </w:rPr>
+        <w:t xml:space="preserve">Impact of forestry practices on fitness correlates and population productivity in an open-nesting bird species. </w:t>
+      </w:r>
+      <w:r>
+        <w:t>Conserv. Biol. 21, 767–774. https://doi.org/10.1111/j.1523- 1739.2007.00675.x</w:t>
+      </w:r>
+    </w:p>
+    <w:p>
+      <w:r>
+        <w:t xml:space="preserve">Klein, J., 2020. </w:t>
+      </w:r>
+      <w:r>
+        <w:rPr>
+          <w:i/>
+        </w:rPr>
+        <w:t xml:space="preserve">The forgotten forest – On thinning, retention, and biodiversity in the boreal forest. </w:t>
+      </w:r>
+      <w:r>
+        <w:t>Doctoral Thesis No. 2020:50</w:t>
+      </w:r>
+    </w:p>
+    <w:p>
+      <w:r>
+        <w:t xml:space="preserve">Siffczyk, C., Brotons, L., Kangas, K., Orell, M., 2003. </w:t>
+      </w:r>
+      <w:r>
+        <w:rPr>
+          <w:i/>
+        </w:rPr>
+        <w:t xml:space="preserve">Home range size of willow tits. </w:t>
+      </w:r>
+      <w:r>
+        <w:t>Oecologica, 136, 635–642 (2003)</w:t>
+      </w:r>
+    </w:p>
+    <w:p>
+      <w:r>
+        <w:t xml:space="preserve">SLU Artdatabanken, 2021. </w:t>
+      </w:r>
+      <w:r>
+        <w:rPr>
+          <w:i/>
+        </w:rPr>
+        <w:t xml:space="preserve">Artfaktablad. Naturvård – artfakta. </w:t>
+      </w:r>
+      <w:r>
+        <w:t>SLU Artdatabanken, Uppsala</w:t>
+      </w:r>
+    </w:p>
+    <w:p>
+      <w:r>
+        <w:br w:type="page"/>
+      </w:r>
+    </w:p>
+    <w:p>
+      <w:pPr>
+        <w:pStyle w:val="Title"/>
+      </w:pPr>
+      <w:r>
+        <w:t>BILAGA 2 – EU:s art- och habitatdirektiv, fågeldirektiv och naturrestaureringsförordning</w:t>
+      </w:r>
+    </w:p>
+    <w:p>
+      <w:pPr>
+        <w:pStyle w:val="Heading2"/>
+      </w:pPr>
+      <w:r>
+        <w:t>Förenlighet med EU-direktiv</w:t>
+      </w:r>
+    </w:p>
+    <w:p>
+      <w:r>
+        <w:t>EU-direktiv är bindande för EU:s medlemsländer varvid det ankommer på Skogsstyrelsen som nationell tillsynsmyndighet att beakta syftet med EU:s art- och habitatdirektiv respektive fågeldirektiv vid prövningen av en skogsbruksverksamhet, se Rådets direktiv 92/43/EEG samt 2009/147/EG. Nationella regler som omfattas av ett EU-direktiv ska enligt fast rättspraxis tolkas i enlighet med direktivet, vilket medför en skyldighet för myndigheten att tolka bestämmelser i nationell rätt i ljuset av direktivets ordalydelse, sammanhang och de mål som eftersträvas med direktivet (se EU-domstolens dom i mål C 477/19).</w:t>
+      </w:r>
+    </w:p>
+    <w:p>
+      <w:r>
+        <w:t>EU:s medlemsstater åläggs i Artikel 3 i fågeldirektivet generella skyldigheter avseende skydd, bevarande och återställande av tillräckligt stora och varierande livsmiljöer för de fågelarter som omfattas av direktivet. Medlemsstaterna ska vidta de åtgärder som är nödvändiga för att bibehålla populationen av fågelarterna på en nivå som svarar särskilt mot ekologiska, vetenskapliga och kulturella behov, eller återupprätta populationen av dessa arter till en sådan nivå (se Europaparlamentets och rådets direktiv 2009/147/EG).</w:t>
+      </w:r>
+    </w:p>
+    <w:p>
+      <w:r>
+        <w:t>Åtgärder som vidtas i enlighet med art- och habitatdirektivet (92/43/EEG) ska enligt Artikel 2 syfta till att bibehålla eller återställa en gynnsam bevarandestatus hos livsmiljöer samt arter och vilda djur och växter av gemenskapsintresse. Enligt prejudikat från EU-domstolen ska en skogsbruksverksamhet utföras på ett sådant sätt som utgör ett förebyggande och hållbart skogsbruk för att betraktas som förenlig med bevarandekraven i direktivet (se EU-domstolens dom i de förenade målen C 473-19 och C 474-19).</w:t>
+      </w:r>
+    </w:p>
+    <w:p>
+      <w:r>
+        <w:t xml:space="preserve">Av artikel 1.e samma direktiv framgår att en livsmiljös bevarandestatus anses " gynnsam" när — dess naturliga utbredningsområde och de ytor den täcker inom detta område är stabila eller ökande, och — den särskilda struktur och de särskilda funktioner som är nödvändiga för att den skall kunna bibehållas på lång sikt finns, och sannolikt kommer att finnas under en överskådlig framtid, och — bevarandestatusen hos dess </w:t>
+      </w:r>
+      <w:r>
+        <w:rPr>
+          <w:b/>
+        </w:rPr>
+        <w:t>typiska arter</w:t>
+      </w:r>
+      <w:r>
+        <w:t xml:space="preserve"> är gynnsam enligt definitionen i artikel 1.i. Typiska arter används för att lokalisera områden med gynnsam bevarandestatus för de naturtyper som ingår i EU:s art- och habitatdirektiv.</w:t>
+      </w:r>
+    </w:p>
+    <w:p>
+      <w:r>
+        <w:t>Västlig taiga (EU-kod 9010) saknar gynnsam bevarandestatus och minskar starkt som naturtyp i Sverige. Naturvårdsverket skriver i sin vägledning för västlig taiga att dylika miljöer förutsätter normalt att skogarna skyddas långsiktigt, eftersom skogsbruk inte är förenligt med bevarande av naturtypen i gynnsamt tillstånd (Naturvårdsverket, 2011). Enligt Sveriges Artikel 17 rapportering 2013 och 2019 till EU, har naturtypen Västlig taiga (9010) dålig bevarandestatus med negativ trend inom Sveriges boreala region. Skogsbruksåtgärder som avverkning, röjning och gallring pekas ut som några av de främst bidragande orsakerna till naturtypens dåliga status och negativa trend (SLU Artdatabanken, 2019). I EU:s uppföljning av tillståndet för naturtyperna i Skandinavien 2013 – 2018 framgår det att i den boreala regionen är tillståndet så dåligt för Västlig taiga (9010) att habitatet löper allvarlig risk att försvinna regionalt (EEA, 2022). Det allvarliga läget för den biologiska mångfalden i skogen framhålls även i Skogsstyren rapport 2026/07:</w:t>
+      </w:r>
+    </w:p>
+    <w:p>
+      <w:r>
+        <w:rPr>
+          <w:i/>
+        </w:rPr>
+        <w:t>"All avverkning av kända skogliga värdekärnor och sannolika kontinuitetsskogar behöver upphöra för att fylla bristen om 1,56 miljoner hektar bevarad livsmiljötyp. På grund av begränsade kvarvarande arealer av värdekärnor, naturskogar och kontinuitetsskogar leder fortsatt förlust av dessa till en påtaglig risk för långsiktigt negativa effekter för biologisk mångfald i skogslandskapet. Att de återstående arealerna bevaras och ges ett långsiktigt skydd bedöms därför vara av avgörande betydelse."</w:t>
+      </w:r>
+      <w:r>
+        <w:t xml:space="preserve"> (Skogsstyrelsen, 2026).</w:t>
+      </w:r>
+    </w:p>
+    <w:p>
+      <w:pPr>
+        <w:pStyle w:val="Caption"/>
+      </w:pPr>
+      <w:r>
+        <w:drawing>
+          <wp:inline xmlns:a="http://schemas.openxmlformats.org/drawingml/2006/main" xmlns:pic="http://schemas.openxmlformats.org/drawingml/2006/picture">
+            <wp:extent cx="5486400" cy="2905862"/>
+            <wp:docPr id="3" name="Picture 3"/>
+            <wp:cNvGraphicFramePr>
+              <a:graphicFrameLocks noChangeAspect="1"/>
+            </wp:cNvGraphicFramePr>
+            <a:graphic>
+              <a:graphicData uri="http://schemas.openxmlformats.org/drawingml/2006/picture">
+                <pic:pic>
+                  <pic:nvPicPr>
+                    <pic:cNvPr id="0" name="uppföljning av västlig taiga.jpeg"/>
+                    <pic:cNvPicPr/>
+                  </pic:nvPicPr>
+                  <pic:blipFill>
+                    <a:blip r:embed="rId18"/>
+                    <a:stretch>
+                      <a:fillRect/>
+                    </a:stretch>
+                  </pic:blipFill>
+                  <pic:spPr>
+                    <a:xfrm>
+                      <a:off x="0" y="0"/>
+                      <a:ext cx="5486400" cy="2905862"/>
+                    </a:xfrm>
+                    <a:prstGeom prst="rect"/>
+                  </pic:spPr>
+                </pic:pic>
+              </a:graphicData>
+            </a:graphic>
+          </wp:inline>
+        </w:drawing>
+      </w:r>
+    </w:p>
+    <w:p>
+      <w:pPr>
+        <w:pStyle w:val="Caption"/>
+      </w:pPr>
+      <w:r>
+        <w:t>EU:s uppföljning av tillståndet för naturtypen Västlig taiga 9010 i Skandinavien 2013 - 2018. Av kartan framgår det att i den boreala regionen är tillståndet så dåligt (röd färg) att habitatet löper allvarlig risk att försvinna regionalt. Källa: European Environment Agency. https:// eunis.eea.europoa.eu/habitats/10176.</w:t>
+      </w:r>
+    </w:p>
+    <w:p>
+      <w:r>
+        <w:t>Trots det allvarliga läget har statusen för Västlig taiga ändrats till otillräcklig i stället för dålig i den senaste Artikel 17 rapporteringen 2025. Av Naturvårdsverkets rapport framgår det dock att de ändrade statusbedömningarna jämfört med rapporteringen 2019 inte beror på faktiska miljöförändringar. Ändringarna är av teknisk karaktär och främst en följd av resultaten från genomförda regeringsuppdrag och beslut inför rapporteringen 2025. Det är alltså politisk styrning i stället för faktiska förhållanden i naturen som ändrat på naturtypernas status i rapporteringen, vilket rimmar dåligt med såväl art- och habitatdirektivets syften och mål som med naturrestaureringsförordningen. I praktiken har dock Sveriges nya sätt att rapportera bevarandestatus till EU inte någon betydelse eftersom Naturvårdsverkets rapportering 2025 visar att Västlig taiga inte har gynnsam bevarandestatus.</w:t>
+      </w:r>
+    </w:p>
+    <w:p>
+      <w:pPr>
+        <w:pStyle w:val="Heading2"/>
+      </w:pPr>
+      <w:r>
+        <w:t>EU:s naturrestaureringsförordning</w:t>
+      </w:r>
+    </w:p>
+    <w:p>
+      <w:r>
+        <w:t>Enligt EU:s naturrestaureringsförordning (EU 2024/1991) ska minst 20 % av landområden och minst 20 % av havsarealen vara restaurerad senast 2030, samt alla ekosystem som är i behov av restaurering senast 2050. Det framgår också av förordningen att det är viktigt att livsmiljötyperna inte försämras innan eller efter att restaureringar genomförts, se exempelvis punkt 37 förordningen.</w:t>
+      </w:r>
+    </w:p>
+    <w:p>
+      <w:r>
+        <w:t>”</w:t>
+      </w:r>
+      <w:r>
+        <w:rPr>
+          <w:i/>
+        </w:rPr>
+        <w:t>Det är viktigt att medlemsstaterna vidtar åtgärder som syftar till att säkerställa att tillståndet för områden som täcks av livsmiljötyper som omfattas av denna förordning och som omfattas av restaureringsåtgärder uppvisar en kontinuerlig förbättring till dess att de uppnår ett gott tillstånd, och att medlemsstaterna vidtar åtgärder som syftar till att säkerställa att dessa livsmiljötyper, när de har uppnått ett gott tillstånd, inte försämras avsevärt, så att det långsiktiga bibehållandet eller uppnåendet av gott tillstånd inte äventyras. (..) Det är också viktigt att medlemsstaterna anstränger sig för att förhindra avsevärd försämring av områden som täcks av sådana livsmiljötyper som antingen redan är i gott skick eller som inte är i gott skick men ännu inte omfattas av restaureringsåtgärder.”</w:t>
+      </w:r>
+    </w:p>
+    <w:p>
+      <w:r>
+        <w:rPr>
+          <w:b/>
+          <w:i/>
+        </w:rPr>
+        <w:t>Artikel 4(12):</w:t>
+      </w:r>
+    </w:p>
+    <w:p>
+      <w:r>
+        <w:rPr>
+          <w:i/>
+        </w:rPr>
+        <w:t>Utan att det påverkar tillämpningen av direktiv 92/43/EEG ska medlemsstaterna, senast den dag då deras nationella restaureringsplaner offentliggörs i enlighet med artikel 17.6 i denna förordning, eftersträva att genomföra de åtgärder som krävs för att förhindra avsevärd försämring av områden där de livsmiljötyper som förtecknas i bilaga I till denna förordning förekommer och som är i gott tillstånd eller som krävs för att uppnå de restaureringsmål som anges i punkt 17 i den här artikeln.</w:t>
+      </w:r>
+    </w:p>
+    <w:p>
+      <w:r>
+        <w:rPr>
+          <w:b/>
+          <w:i/>
+        </w:rPr>
+        <w:t>Artikel 4 (17).   Medlemsstaterna ska säkerställa</w:t>
+      </w:r>
+    </w:p>
+    <w:p>
+      <w:r>
+        <w:rPr>
+          <w:i/>
+        </w:rPr>
+        <w:t>a) en ökning av arealen i gott tillstånd för de livsmiljötyper som förtecknas i bilaga I till dess att minst 90 % är i gott tillstånd och till dess att den gynnsamma referensarealen för varje livsmiljötyp i varje biogeografisk region inom den berörda medlemsstaten har uppnåtts.</w:t>
+      </w:r>
+    </w:p>
+    <w:p>
+      <w:r>
+        <w:t>Referenser</w:t>
+      </w:r>
+    </w:p>
+    <w:p>
+      <w:r>
+        <w:t xml:space="preserve">EEA European Environment Agency, 2022. </w:t>
+      </w:r>
+      <w:r>
+        <w:rPr>
+          <w:i/>
+        </w:rPr>
+        <w:t xml:space="preserve">Western taiga – Conservation status 2013-2018. </w:t>
+      </w:r>
+      <w:r>
+        <w:t>https:// eunis.eea.europoa.eu/habitats/10176.</w:t>
+      </w:r>
+    </w:p>
+    <w:p>
+      <w:r>
+        <w:t>EU-domstolens dom av den 2 juli 2020 i målet C 477/19 (Europeisk hamster) p. 23.</w:t>
+      </w:r>
+    </w:p>
+    <w:p>
+      <w:r>
+        <w:t>EU-domstolens dom av den 4 mars 2021 i de förenade målen C 473-19 och C 474-19 (Skydda skogen) p. 70 och 76.</w:t>
+      </w:r>
+    </w:p>
+    <w:p>
+      <w:r>
+        <w:t>Europaparlamentets och rådets direktiv 2009/147/EG av den 30 november 2009 om bevarande av vilda fåglar.</w:t>
+      </w:r>
+    </w:p>
+    <w:p>
+      <w:r>
+        <w:t>EUROPAPARLAMENTETS OCH RÅDETS FÖRORDNING (EU) 2024/1991 av den 24 juni 2024 om restaurering av natur och om ändring av förordning (EU) 2022/869.</w:t>
+      </w:r>
+    </w:p>
+    <w:p>
+      <w:r>
+        <w:t>Rådets direktiv 92/43/EEG av den 21 mj 1992 om bevarande av livsmiljöer samt vilda djur och växter.</w:t>
+      </w:r>
+    </w:p>
+    <w:p>
+      <w:r>
+        <w:t xml:space="preserve">Skogsstyrelsen, 2026. </w:t>
+      </w:r>
+      <w:r>
+        <w:rPr>
+          <w:i/>
+        </w:rPr>
+        <w:t>Biologisk mångfald i skogen.</w:t>
+      </w:r>
+      <w:r>
+        <w:t xml:space="preserve"> Rapport 2026/07.</w:t>
+      </w:r>
+    </w:p>
+    <w:p>
+      <w:r>
+        <w:t xml:space="preserve">SLU Artdatabanken, 2019. </w:t>
+      </w:r>
+      <w:r>
+        <w:rPr>
+          <w:i/>
+        </w:rPr>
+        <w:t>Sveriges arter och naturtyper i EU:s art- och habitatdirektiv.</w:t>
+      </w:r>
+      <w:r>
+        <w:t xml:space="preserve"> Resultat från rapportering 2019 till EU av bevarandestatus 2013-2018.</w:t>
       </w:r>
     </w:p>
     <w:sectPr>
@@ -594,7 +1217,7 @@
     <w:r>
       <w:tab/>
       <w:tab/>
-      <w:t>2026-09-21</w:t>
+      <w:t>2026-09-23</w:t>
       <w:br/>
       <w:br/>
     </w:r>

--- a/tillsyn/A 55178-2024 tillsynsbegäran.docx
+++ b/tillsyn/A 55178-2024 tillsynsbegäran.docx
@@ -1217,7 +1217,7 @@
     <w:r>
       <w:tab/>
       <w:tab/>
-      <w:t>2026-09-23</w:t>
+      <w:t>2026-09-24</w:t>
       <w:br/>
       <w:br/>
     </w:r>

--- a/tillsyn/A 55178-2024 tillsynsbegäran.docx
+++ b/tillsyn/A 55178-2024 tillsynsbegäran.docx
@@ -1217,7 +1217,7 @@
     <w:r>
       <w:tab/>
       <w:tab/>
-      <w:t>2026-09-24</w:t>
+      <w:t>2026-09-25</w:t>
       <w:br/>
       <w:br/>
     </w:r>

--- a/tillsyn/A 55178-2024 tillsynsbegäran.docx
+++ b/tillsyn/A 55178-2024 tillsynsbegäran.docx
@@ -1217,7 +1217,7 @@
     <w:r>
       <w:tab/>
       <w:tab/>
-      <w:t>2026-09-25</w:t>
+      <w:t>2026-09-26</w:t>
       <w:br/>
       <w:br/>
     </w:r>

--- a/tillsyn/A 55178-2024 tillsynsbegäran.docx
+++ b/tillsyn/A 55178-2024 tillsynsbegäran.docx
@@ -1217,7 +1217,7 @@
     <w:r>
       <w:tab/>
       <w:tab/>
-      <w:t>2026-09-26</w:t>
+      <w:t>2026-09-27</w:t>
       <w:br/>
       <w:br/>
     </w:r>

--- a/tillsyn/A 55178-2024 tillsynsbegäran.docx
+++ b/tillsyn/A 55178-2024 tillsynsbegäran.docx
@@ -1217,7 +1217,7 @@
     <w:r>
       <w:tab/>
       <w:tab/>
-      <w:t>2026-09-27</w:t>
+      <w:t>2026-09-28</w:t>
       <w:br/>
       <w:br/>
     </w:r>

--- a/tillsyn/A 55178-2024 tillsynsbegäran.docx
+++ b/tillsyn/A 55178-2024 tillsynsbegäran.docx
@@ -1217,7 +1217,7 @@
     <w:r>
       <w:tab/>
       <w:tab/>
-      <w:t>2026-09-28</w:t>
+      <w:t>2026-09-29</w:t>
       <w:br/>
       <w:br/>
     </w:r>

--- a/tillsyn/A 55178-2024 tillsynsbegäran.docx
+++ b/tillsyn/A 55178-2024 tillsynsbegäran.docx
@@ -1217,7 +1217,7 @@
     <w:r>
       <w:tab/>
       <w:tab/>
-      <w:t>2026-09-29</w:t>
+      <w:t>2026-09-30</w:t>
       <w:br/>
       <w:br/>
     </w:r>

--- a/tillsyn/A 55178-2024 tillsynsbegäran.docx
+++ b/tillsyn/A 55178-2024 tillsynsbegäran.docx
@@ -1217,7 +1217,7 @@
     <w:r>
       <w:tab/>
       <w:tab/>
-      <w:t>2026-09-30</w:t>
+      <w:t>2026-10-01</w:t>
       <w:br/>
       <w:br/>
     </w:r>

--- a/tillsyn/A 55178-2024 tillsynsbegäran.docx
+++ b/tillsyn/A 55178-2024 tillsynsbegäran.docx
@@ -1217,7 +1217,7 @@
     <w:r>
       <w:tab/>
       <w:tab/>
-      <w:t>2026-10-01</w:t>
+      <w:t>2026-10-02</w:t>
       <w:br/>
       <w:br/>
     </w:r>

--- a/tillsyn/A 55178-2024 tillsynsbegäran.docx
+++ b/tillsyn/A 55178-2024 tillsynsbegäran.docx
@@ -1217,7 +1217,7 @@
     <w:r>
       <w:tab/>
       <w:tab/>
-      <w:t>2026-10-02</w:t>
+      <w:t>2026-10-03</w:t>
       <w:br/>
       <w:br/>
     </w:r>

--- a/tillsyn/A 55178-2024 tillsynsbegäran.docx
+++ b/tillsyn/A 55178-2024 tillsynsbegäran.docx
@@ -1217,7 +1217,7 @@
     <w:r>
       <w:tab/>
       <w:tab/>
-      <w:t>2026-10-03</w:t>
+      <w:t>2026-10-04</w:t>
       <w:br/>
       <w:br/>
     </w:r>

--- a/tillsyn/A 55178-2024 tillsynsbegäran.docx
+++ b/tillsyn/A 55178-2024 tillsynsbegäran.docx
@@ -1217,7 +1217,7 @@
     <w:r>
       <w:tab/>
       <w:tab/>
-      <w:t>2026-10-04</w:t>
+      <w:t>2026-10-05</w:t>
       <w:br/>
       <w:br/>
     </w:r>

--- a/tillsyn/A 55178-2024 tillsynsbegäran.docx
+++ b/tillsyn/A 55178-2024 tillsynsbegäran.docx
@@ -1217,7 +1217,7 @@
     <w:r>
       <w:tab/>
       <w:tab/>
-      <w:t>2026-10-05</w:t>
+      <w:t>2026-10-06</w:t>
       <w:br/>
       <w:br/>
     </w:r>

--- a/tillsyn/A 55178-2024 tillsynsbegäran.docx
+++ b/tillsyn/A 55178-2024 tillsynsbegäran.docx
@@ -1217,7 +1217,7 @@
     <w:r>
       <w:tab/>
       <w:tab/>
-      <w:t>2026-10-06</w:t>
+      <w:t>2026-10-07</w:t>
       <w:br/>
       <w:br/>
     </w:r>

--- a/tillsyn/A 55178-2024 tillsynsbegäran.docx
+++ b/tillsyn/A 55178-2024 tillsynsbegäran.docx
@@ -1217,7 +1217,7 @@
     <w:r>
       <w:tab/>
       <w:tab/>
-      <w:t>2026-10-07</w:t>
+      <w:t>2026-10-08</w:t>
       <w:br/>
       <w:br/>
     </w:r>

--- a/tillsyn/A 55178-2024 tillsynsbegäran.docx
+++ b/tillsyn/A 55178-2024 tillsynsbegäran.docx
@@ -1217,7 +1217,7 @@
     <w:r>
       <w:tab/>
       <w:tab/>
-      <w:t>2026-10-08</w:t>
+      <w:t>2026-10-09</w:t>
       <w:br/>
       <w:br/>
     </w:r>

--- a/tillsyn/A 55178-2024 tillsynsbegäran.docx
+++ b/tillsyn/A 55178-2024 tillsynsbegäran.docx
@@ -1217,7 +1217,7 @@
     <w:r>
       <w:tab/>
       <w:tab/>
-      <w:t>2026-10-09</w:t>
+      <w:t>2026-10-10</w:t>
       <w:br/>
       <w:br/>
     </w:r>

--- a/tillsyn/A 55178-2024 tillsynsbegäran.docx
+++ b/tillsyn/A 55178-2024 tillsynsbegäran.docx
@@ -1217,7 +1217,7 @@
     <w:r>
       <w:tab/>
       <w:tab/>
-      <w:t>2026-10-10</w:t>
+      <w:t>2026-10-11</w:t>
       <w:br/>
       <w:br/>
     </w:r>

--- a/tillsyn/A 55178-2024 tillsynsbegäran.docx
+++ b/tillsyn/A 55178-2024 tillsynsbegäran.docx
@@ -1217,7 +1217,7 @@
     <w:r>
       <w:tab/>
       <w:tab/>
-      <w:t>2026-10-11</w:t>
+      <w:t>2026-10-12</w:t>
       <w:br/>
       <w:br/>
     </w:r>

--- a/tillsyn/A 55178-2024 tillsynsbegäran.docx
+++ b/tillsyn/A 55178-2024 tillsynsbegäran.docx
@@ -1217,7 +1217,7 @@
     <w:r>
       <w:tab/>
       <w:tab/>
-      <w:t>2026-10-12</w:t>
+      <w:t>2026-10-13</w:t>
       <w:br/>
       <w:br/>
     </w:r>

--- a/tillsyn/A 55178-2024 tillsynsbegäran.docx
+++ b/tillsyn/A 55178-2024 tillsynsbegäran.docx
@@ -1217,7 +1217,7 @@
     <w:r>
       <w:tab/>
       <w:tab/>
-      <w:t>2026-10-13</w:t>
+      <w:t>2026-10-14</w:t>
       <w:br/>
       <w:br/>
     </w:r>

--- a/tillsyn/A 55178-2024 tillsynsbegäran.docx
+++ b/tillsyn/A 55178-2024 tillsynsbegäran.docx
@@ -1217,7 +1217,7 @@
     <w:r>
       <w:tab/>
       <w:tab/>
-      <w:t>2026-10-14</w:t>
+      <w:t>2026-10-15</w:t>
       <w:br/>
       <w:br/>
     </w:r>

--- a/tillsyn/A 55178-2024 tillsynsbegäran.docx
+++ b/tillsyn/A 55178-2024 tillsynsbegäran.docx
@@ -1217,7 +1217,7 @@
     <w:r>
       <w:tab/>
       <w:tab/>
-      <w:t>2026-10-15</w:t>
+      <w:t>2026-10-16</w:t>
       <w:br/>
       <w:br/>
     </w:r>

--- a/tillsyn/A 55178-2024 tillsynsbegäran.docx
+++ b/tillsyn/A 55178-2024 tillsynsbegäran.docx
@@ -1217,7 +1217,7 @@
     <w:r>
       <w:tab/>
       <w:tab/>
-      <w:t>2026-10-16</w:t>
+      <w:t>2026-10-17</w:t>
       <w:br/>
       <w:br/>
     </w:r>

--- a/tillsyn/A 55178-2024 tillsynsbegäran.docx
+++ b/tillsyn/A 55178-2024 tillsynsbegäran.docx
@@ -1217,7 +1217,7 @@
     <w:r>
       <w:tab/>
       <w:tab/>
-      <w:t>2026-10-17</w:t>
+      <w:t>2026-10-18</w:t>
       <w:br/>
       <w:br/>
     </w:r>

--- a/tillsyn/A 55178-2024 tillsynsbegäran.docx
+++ b/tillsyn/A 55178-2024 tillsynsbegäran.docx
@@ -1217,7 +1217,7 @@
     <w:r>
       <w:tab/>
       <w:tab/>
-      <w:t>2026-10-18</w:t>
+      <w:t>2026-10-19</w:t>
       <w:br/>
       <w:br/>
     </w:r>

--- a/tillsyn/A 55178-2024 tillsynsbegäran.docx
+++ b/tillsyn/A 55178-2024 tillsynsbegäran.docx
@@ -1217,7 +1217,7 @@
     <w:r>
       <w:tab/>
       <w:tab/>
-      <w:t>2026-10-19</w:t>
+      <w:t>2026-10-20</w:t>
       <w:br/>
       <w:br/>
     </w:r>

--- a/tillsyn/A 55178-2024 tillsynsbegäran.docx
+++ b/tillsyn/A 55178-2024 tillsynsbegäran.docx
@@ -1217,7 +1217,7 @@
     <w:r>
       <w:tab/>
       <w:tab/>
-      <w:t>2026-10-20</w:t>
+      <w:t>2026-10-21</w:t>
       <w:br/>
       <w:br/>
     </w:r>

--- a/tillsyn/A 55178-2024 tillsynsbegäran.docx
+++ b/tillsyn/A 55178-2024 tillsynsbegäran.docx
@@ -1217,7 +1217,7 @@
     <w:r>
       <w:tab/>
       <w:tab/>
-      <w:t>2026-10-21</w:t>
+      <w:t>2026-10-22</w:t>
       <w:br/>
       <w:br/>
     </w:r>

--- a/tillsyn/A 55178-2024 tillsynsbegäran.docx
+++ b/tillsyn/A 55178-2024 tillsynsbegäran.docx
@@ -1217,7 +1217,7 @@
     <w:r>
       <w:tab/>
       <w:tab/>
-      <w:t>2026-10-22</w:t>
+      <w:t>2026-10-23</w:t>
       <w:br/>
       <w:br/>
     </w:r>

--- a/tillsyn/A 55178-2024 tillsynsbegäran.docx
+++ b/tillsyn/A 55178-2024 tillsynsbegäran.docx
@@ -1217,7 +1217,7 @@
     <w:r>
       <w:tab/>
       <w:tab/>
-      <w:t>2026-10-23</w:t>
+      <w:t>2026-10-24</w:t>
       <w:br/>
       <w:br/>
     </w:r>

--- a/tillsyn/A 55178-2024 tillsynsbegäran.docx
+++ b/tillsyn/A 55178-2024 tillsynsbegäran.docx
@@ -1217,7 +1217,7 @@
     <w:r>
       <w:tab/>
       <w:tab/>
-      <w:t>2026-10-24</w:t>
+      <w:t>2026-10-25</w:t>
       <w:br/>
       <w:br/>
     </w:r>

--- a/tillsyn/A 55178-2024 tillsynsbegäran.docx
+++ b/tillsyn/A 55178-2024 tillsynsbegäran.docx
@@ -1217,7 +1217,7 @@
     <w:r>
       <w:tab/>
       <w:tab/>
-      <w:t>2026-10-25</w:t>
+      <w:t>2026-10-26</w:t>
       <w:br/>
       <w:br/>
     </w:r>

--- a/tillsyn/A 55178-2024 tillsynsbegäran.docx
+++ b/tillsyn/A 55178-2024 tillsynsbegäran.docx
@@ -1217,7 +1217,7 @@
     <w:r>
       <w:tab/>
       <w:tab/>
-      <w:t>2026-10-26</w:t>
+      <w:t>2026-10-27</w:t>
       <w:br/>
       <w:br/>
     </w:r>

--- a/tillsyn/A 55178-2024 tillsynsbegäran.docx
+++ b/tillsyn/A 55178-2024 tillsynsbegäran.docx
@@ -1217,7 +1217,7 @@
     <w:r>
       <w:tab/>
       <w:tab/>
-      <w:t>2026-10-27</w:t>
+      <w:t>2026-10-28</w:t>
       <w:br/>
       <w:br/>
     </w:r>

--- a/tillsyn/A 55178-2024 tillsynsbegäran.docx
+++ b/tillsyn/A 55178-2024 tillsynsbegäran.docx
@@ -1217,7 +1217,7 @@
     <w:r>
       <w:tab/>
       <w:tab/>
-      <w:t>2026-10-28</w:t>
+      <w:t>2026-10-29</w:t>
       <w:br/>
       <w:br/>
     </w:r>

--- a/tillsyn/A 55178-2024 tillsynsbegäran.docx
+++ b/tillsyn/A 55178-2024 tillsynsbegäran.docx
@@ -1217,7 +1217,7 @@
     <w:r>
       <w:tab/>
       <w:tab/>
-      <w:t>2026-10-29</w:t>
+      <w:t>2026-10-31</w:t>
       <w:br/>
       <w:br/>
     </w:r>
